--- a/ibm6450/files/MiniD6-D7.docx
+++ b/ibm6450/files/MiniD6-D7.docx
@@ -217,7 +217,7 @@
     </w:p>
     <w:p>
       <w:r>
-        <w:t>Three ten-minute talks that chain into one synthetic-plus-human study for Copper Lane Coffee: Team 1's table feeds Team 2's map, and Team 3 judges both against the class's blind survey. You teach the idea, prove two cautions with your own screenshots, show the thing working live, and tell the client what to trust. The floor is about a 70: recipe run, one honest screenshot of the AI being wrong, one clear sentence for Copper Lane. Everything above that comes from evidence quality, not polish.</w:t>
+        <w:t>Three ten-minute talks that chain into one synthetic-plus-human study for Jade Lane Coffee: Team 1's table feeds Team 2's map, and Team 3 judges both against the class's blind survey. You teach the idea, prove two cautions with your own screenshots, show the thing working live, and tell the client what to trust. The floor is about a 70: recipe run, one honest screenshot of the AI being wrong, one clear sentence for Jade Lane. Everything above that comes from evidence quality, not polish.</w:t>
       </w:r>
     </w:p>
     <w:p>
@@ -253,7 +253,7 @@
         <w:t>Build six slides, no more:</w:t>
       </w:r>
       <w:r>
-        <w:t xml:space="preserve"> (1) title + the question your angle answers; (2) Teach: your analogy and the rung-3 misunderstanding; (3) Warn: caution one with screenshot; (4) Warn: caution two with screenshot; (5) Show: the live moment's result, with the paper's number beside yours; (6) Advise: what Copper Lane should do, trust, and still test.</w:t>
+        <w:t xml:space="preserve"> (1) title + the question your angle answers; (2) Teach: your analogy and the rung-3 misunderstanding; (3) Warn: caution one with screenshot; (4) Warn: caution two with screenshot; (5) Show: the live moment's result, with the paper's number beside yours; (6) Advise: what Jade Lane should do, trust, and still test.</w:t>
       </w:r>
     </w:p>
     <w:p>
@@ -704,7 +704,7 @@
               <w:rPr>
                 <w:sz w:val="19"/>
               </w:rPr>
-              <w:t>A recommendation Copper Lane could act on, with an honest boundary: trust this now, test that with real data</w:t>
+              <w:t>A recommendation Jade Lane could act on, with an honest boundary: trust this now, test that with real data</w:t>
             </w:r>
           </w:p>
         </w:tc>
@@ -2051,7 +2051,7 @@
               <w:rPr>
                 <w:sz w:val="18"/>
               </w:rPr>
-              <w:t>"For Copper Lane: we recommend ___."</w:t>
+              <w:t>"For Jade Lane: we recommend ___."</w:t>
             </w:r>
           </w:p>
         </w:tc>
@@ -2675,7 +2675,7 @@
     </w:p>
     <w:p>
       <w:r>
-        <w:t>An Advise slide that earns the row (Team 3 style): "Copper Lane can trust the AI on Starbucks and Luckin today; the class and the AI ordered them the same way on four of five attributes. It cannot trust the AI on Manner or Cotti, where the class's X-rate was high and the AI still answered confidently. Before signing a lease, survey 30 consumers in the target city on those two brands." Do, trust, test: three sentences, one boundary each.</w:t>
+        <w:t>An Advise slide that earns the row (Team 3 style): "Jade Lane can trust the AI on Starbucks and Dunkin' today; the class and the AI ordered them the same way on four of five attributes. It cannot trust the AI on Dutch Bros or Blue Bottle, where the class's X-rate was high and the AI still answered confidently. Before signing a lease, survey 30 consumers in the target city on those two brands." Do, trust, test: three sentences, one boundary each.</w:t>
       </w:r>
     </w:p>
     <w:sectPr>

--- a/ibm6450/files/MiniD6-D7.docx
+++ b/ibm6450/files/MiniD6-D7.docx
@@ -253,7 +253,7 @@
         <w:t>Build six slides, no more:</w:t>
       </w:r>
       <w:r>
-        <w:t xml:space="preserve"> (1) title + the question your angle answers; (2) Teach: your analogy and the rung-3 misunderstanding; (3) Warn: caution one with screenshot; (4) Warn: caution two with screenshot; (5) Show: the live moment's result, with the paper's number beside yours; (6) Advise: what Jade Lane should do, trust, and still test.</w:t>
+        <w:t xml:space="preserve"> (1) title + the question your angle answers; (2) Teach: your analogy and the Question-3 misunderstanding; (3) Warn: caution one with screenshot; (4) Warn: caution two with screenshot; (5) Show: the live moment's result, with the paper's number beside yours; (6) Advise: what Jade Lane should do, trust, and still test.</w:t>
       </w:r>
     </w:p>
     <w:p>
@@ -536,7 +536,7 @@
               <w:rPr>
                 <w:sz w:val="19"/>
               </w:rPr>
-              <w:t>A smart outsider could re-explain your idea afterward; your own analogy; the rung-3 misunderstanding taught; which of the paper's checks you replicated, with its number</w:t>
+              <w:t>A smart outsider could re-explain your idea afterward; your own analogy; the Question-3 misunderstanding taught; which of the paper's checks you replicated, with its number</w:t>
             </w:r>
           </w:p>
         </w:tc>
@@ -1258,7 +1258,7 @@
               <w:rPr>
                 <w:sz w:val="19"/>
               </w:rPr>
-              <w:t>Your own analogy; the rung-3 misunderstanding; the paper's check you replicated + its number</w:t>
+              <w:t>Your own analogy; the Question-3 misunderstanding; the paper's check you replicated + its number</w:t>
             </w:r>
           </w:p>
         </w:tc>

--- a/ibm6450/files/MiniD6-D7.docx
+++ b/ibm6450/files/MiniD6-D7.docx
@@ -95,7 +95,7 @@
               <w:rPr>
                 <w:sz w:val="19"/>
               </w:rPr>
-              <w:t>Friday Sep 25, 7:00 PM — deck + evidence folder; presentation in class that evening, pipeline order (Ask, Map, Check)</w:t>
+              <w:t>Friday Sep 25, 7:00 PM — deck + evidence folder; presentation in class that evening, order drawn on the night</w:t>
             </w:r>
           </w:p>
         </w:tc>
@@ -217,7 +217,7 @@
     </w:p>
     <w:p>
       <w:r>
-        <w:t>Three ten-minute talks that chain into one synthetic-plus-human study for Jade Lane Coffee: Team 1's table feeds Team 2's map, and Team 3 judges both against the class's blind survey. You teach the idea, prove two cautions with your own screenshots, show the thing working live, and tell the client what to trust. The floor is about a 70: recipe run, one honest screenshot of the AI being wrong, one clear sentence for Jade Lane. Everything above that comes from evidence quality, not polish.</w:t>
+        <w:t>Three ten-minute talks, each telling two studies with one method: the coffee lab (proof you can run Li et al. end to end) and your own study (proof you can take it to a category you chose, with real people you recruited). You teach the idea, prove two cautions with your own screenshots, show your own study working, and tell your client what to trust. The floor is about a 70: the lab run, the core of your own study run, one honest screenshot of the AI being wrong, one clear sentence for your client. Everything above that comes from evidence quality, not polish.</w:t>
       </w:r>
     </w:p>
     <w:p>
@@ -236,10 +236,10 @@
         <w:rPr>
           <w:b/>
         </w:rPr>
-        <w:t>Finish Execute steps 3–5</w:t>
+        <w:t>Finish both studies on real data.</w:t>
       </w:r>
       <w:r>
-        <w:t xml:space="preserve"> on the real data (Team 1's table from Sep 18; Team 3's class survey responses). Every number on a slide must trace to a file in the evidence folder; the class survey is marked "real data, n = __" wherever it appears.</w:t>
+        <w:t xml:space="preserve"> Every number on a slide must trace to a file in the evidence folder; the class survey and your own survey are marked "real data, n = __" wherever they appear.</w:t>
       </w:r>
     </w:p>
     <w:p>
@@ -253,7 +253,7 @@
         <w:t>Build six slides, no more:</w:t>
       </w:r>
       <w:r>
-        <w:t xml:space="preserve"> (1) title + the question your angle answers; (2) Teach: your analogy and the Question-3 misunderstanding; (3) Warn: caution one with screenshot; (4) Warn: caution two with screenshot; (5) Show: the live moment's result, with the paper's number beside yours; (6) Advise: what Jade Lane should do, trust, and still test.</w:t>
+        <w:t xml:space="preserve"> (1) title + your category, your client, and the one question the method answers; (2) Teach: your analogy, the Question-3 misunderstanding, and the paper's check you replicated in the lab with its number; (3) Warn: caution one with screenshot; (4) Warn: caution two with screenshot; (5) Show: your own study — the map and the real-people-vs-AI reveal, n and the floor on the slide; (6) Advise: what your client should do, trust, and still test.</w:t>
       </w:r>
     </w:p>
     <w:p>
@@ -267,7 +267,7 @@
         <w:t>Script the four beats</w:t>
       </w:r>
       <w:r>
-        <w:t xml:space="preserve"> to about 700 words total (Teach 3 min ≈ 220 · Warn 3 min ≈ 220 · Show 3 min ≈ 220 · Advise 2 min ≈ 150). Fill Appendix A's beat table with a speaker per beat; nobody carries more than about 250 words and every member speaks.</w:t>
+        <w:t xml:space="preserve"> to about 730 words total (Teach 2½ min ≈ 180 · Warn 3 min ≈ 220 · Show 3 min ≈ 220 · Advise 1½ min ≈ 110). Fill Appendix A's beat table with a speaker per beat; nobody carries more than about 250 words and every member speaks.</w:t>
       </w:r>
     </w:p>
     <w:p>
@@ -281,7 +281,7 @@
         <w:t>Prepare the live moment with an understudy.</w:t>
       </w:r>
       <w:r>
-        <w:t xml:space="preserve"> Trap test live (Team 1), table pasted into the artifact live (Team 2), class-vs-AI reveal row by row (Team 3). Rehearse with wifi off; the screenshot backup counts if the live run fails.</w:t>
+        <w:t xml:space="preserve"> Trap test live, a table pasted into the artifact live, or the row-by-row reveal of your respondents vs. the AI. Rehearse with wifi off; the screenshot backup counts if the live run fails.</w:t>
       </w:r>
     </w:p>
     <w:p>
@@ -295,7 +295,7 @@
         <w:t>Optional second-AI bonus (+5).</w:t>
       </w:r>
       <w:r>
-        <w:t xml:space="preserve"> Run any part of your recipe on a second AI and report where the two disagree; the pre-run Gemini panel is a sanctioned second witness. Disagreement is the evidence, so show it, do not average it away.</w:t>
+        <w:t xml:space="preserve"> Run any part of either study on a second AI and report where the two disagree; the pre-run Gemini panel is a sanctioned second witness for the coffee lab. Disagreement is the evidence, so show it, do not average it away.</w:t>
       </w:r>
     </w:p>
     <w:p>
@@ -309,7 +309,7 @@
         <w:t>Check the penalty and caps.</w:t>
       </w:r>
       <w:r>
-        <w:t xml:space="preserve"> −5 for any instructor demo screenshot or example presented as your own evidence (your evidence is coffee). Caps: 20 simulated consumers, two cautions, one white-space claim, six slides.</w:t>
+        <w:t xml:space="preserve"> −5 for any instructor demo screenshot or example presented as your own evidence (your evidence is your own lab and your own study). Caps: six brands, five attributes, 20 simulated consumers, two cautions, one direction, one white-space claim per study, six slides.</w:t>
       </w:r>
     </w:p>
     <w:p>
@@ -359,7 +359,7 @@
         <w:t xml:space="preserve">☐  </w:t>
       </w:r>
       <w:r>
-        <w:t>Evidence folder: all named screenshots, the table(s), the artifact link or file, the class-survey tally (Team 3), transcript links</w:t>
+        <w:t>Evidence folder: all named screenshots, both panel tables, the artifact link or file, the class-survey tally, your own survey tally with n and X-rates, transcript links</w:t>
       </w:r>
     </w:p>
     <w:p>
@@ -536,7 +536,7 @@
               <w:rPr>
                 <w:sz w:val="19"/>
               </w:rPr>
-              <w:t>A smart outsider could re-explain your idea afterward; your own analogy; the Question-3 misunderstanding taught; which of the paper's checks you replicated, with its number</w:t>
+              <w:t>A smart outsider could re-explain the method afterward; your own analogy; the Question-3 misunderstanding taught; which of the paper's checks you replicated in the lab, with its number</w:t>
             </w:r>
           </w:p>
         </w:tc>
@@ -592,7 +592,7 @@
               <w:rPr>
                 <w:sz w:val="19"/>
               </w:rPr>
-              <w:t>Two cautions, each proven with your own screenshot or numbers, applied to your own results, not only to the paper</w:t>
+              <w:t>Two cautions, each proven with your own screenshot or numbers from the lab or your own study, applied to your own results, not only to the paper</w:t>
             </w:r>
           </w:p>
         </w:tc>
@@ -648,7 +648,7 @@
               <w:rPr>
                 <w:sz w:val="19"/>
               </w:rPr>
-              <w:t>The thing works and is yours: panel table with spread and trap test; interactive map with named axes; class-vs-AI check with the floor stated; live moment lands (backup counts)</w:t>
+              <w:t>Both studies run and are yours: the lab (panel with spread and trap test, map with named axes, class check with the floor) and your own study (own panel, own map, real-respondent check with n stated); live moment lands (backup counts)</w:t>
             </w:r>
           </w:p>
         </w:tc>
@@ -704,7 +704,7 @@
               <w:rPr>
                 <w:sz w:val="19"/>
               </w:rPr>
-              <w:t>A recommendation Jade Lane could act on, with an honest boundary: trust this now, test that with real data</w:t>
+              <w:t>A recommendation your client could act on, with an honest boundary: trust this now, test that with real data</w:t>
             </w:r>
           </w:p>
         </w:tc>
@@ -938,7 +938,7 @@
               <w:rPr>
                 <w:sz w:val="19"/>
               </w:rPr>
-              <w:t>Team / angle</w:t>
+              <w:t>Team · category · client</w:t>
             </w:r>
           </w:p>
         </w:tc>
@@ -1066,7 +1066,7 @@
               <w:rPr>
                 <w:sz w:val="19"/>
               </w:rPr>
-              <w:t>Class-survey n (Team 3; all teams quote it)</w:t>
+              <w:t>Class-survey n (all teams quote it) · your own survey n</w:t>
             </w:r>
           </w:p>
         </w:tc>
@@ -1202,7 +1202,7 @@
               <w:rPr>
                 <w:sz w:val="19"/>
               </w:rPr>
-              <w:t>Angle, team, the one question your part answers</w:t>
+              <w:t>Team, category, client, the one question the method answers</w:t>
             </w:r>
           </w:p>
         </w:tc>
@@ -1258,7 +1258,7 @@
               <w:rPr>
                 <w:sz w:val="19"/>
               </w:rPr>
-              <w:t>Your own analogy; the Question-3 misunderstanding; the paper's check you replicated + its number</w:t>
+              <w:t>Your own analogy; the Question-3 misunderstanding; the paper's check you replicated in the lab + its number</w:t>
             </w:r>
           </w:p>
         </w:tc>
@@ -1426,7 +1426,7 @@
               <w:rPr>
                 <w:sz w:val="19"/>
               </w:rPr>
-              <w:t>The live moment's result; your number beside the paper's; "real data, n = __" marked where the survey appears</w:t>
+              <w:t>Your own study: the map, the real-people-vs-AI reveal; "real data, n = __" and the floor on the slide; your direction's finding</w:t>
             </w:r>
           </w:p>
         </w:tc>
@@ -1482,7 +1482,7 @@
               <w:rPr>
                 <w:sz w:val="19"/>
               </w:rPr>
-              <w:t>Do this · trust this now · test this with real consumers before spending</w:t>
+              <w:t>Do this · trust this now · test this with real consumers before spending — for your client</w:t>
             </w:r>
           </w:p>
         </w:tc>
@@ -1525,7 +1525,7 @@
         <w:t>Beat script table.</w:t>
       </w:r>
       <w:r>
-        <w:t xml:space="preserve"> Fill words after the final rehearsal; keep the total near 700.</w:t>
+        <w:t xml:space="preserve"> Fill words after the final rehearsal; keep the total near 730.</w:t>
       </w:r>
     </w:p>
     <w:tbl>
@@ -1697,7 +1697,7 @@
               <w:rPr>
                 <w:sz w:val="18"/>
               </w:rPr>
-              <w:t>3</w:t>
+              <w:t>2½</w:t>
             </w:r>
           </w:p>
         </w:tc>
@@ -1715,7 +1715,7 @@
               <w:rPr>
                 <w:sz w:val="18"/>
               </w:rPr>
-              <w:t>≈220</w:t>
+              <w:t>≈180</w:t>
             </w:r>
           </w:p>
         </w:tc>
@@ -1757,7 +1757,7 @@
               <w:rPr>
                 <w:sz w:val="18"/>
               </w:rPr>
-              <w:t>"Our part of the study answers one question: ___"</w:t>
+              <w:t>"The method answers one question: ___"</w:t>
             </w:r>
           </w:p>
         </w:tc>
@@ -1953,7 +1953,7 @@
               <w:rPr>
                 <w:sz w:val="18"/>
               </w:rPr>
-              <w:t>"Now watch it happen. We will ___."</w:t>
+              <w:t>"Then we took it to ___. We asked ___ real people and twenty simulated ones."</w:t>
             </w:r>
           </w:p>
         </w:tc>
@@ -1991,7 +1991,7 @@
               <w:rPr>
                 <w:sz w:val="18"/>
               </w:rPr>
-              <w:t>2</w:t>
+              <w:t>1½</w:t>
             </w:r>
           </w:p>
         </w:tc>
@@ -2009,7 +2009,7 @@
               <w:rPr>
                 <w:sz w:val="18"/>
               </w:rPr>
-              <w:t>≈150</w:t>
+              <w:t>≈110</w:t>
             </w:r>
           </w:p>
         </w:tc>
@@ -2051,7 +2051,7 @@
               <w:rPr>
                 <w:sz w:val="18"/>
               </w:rPr>
-              <w:t>"For Jade Lane: we recommend ___."</w:t>
+              <w:t>"For ___: we recommend ___."</w:t>
             </w:r>
           </w:p>
         </w:tc>
@@ -2414,43 +2414,24 @@
               </w:rPr>
               <w:t>Team&lt;N&gt;_step&lt;k&gt;_&lt;what&gt;_&lt;YYYYMMDD&gt;</w:t>
             </w:r>
-          </w:p>
-        </w:tc>
-        <w:tc>
-          <w:tcPr>
-            <w:tcW w:type="dxa" w:w="4968"/>
-          </w:tcPr>
-          <w:p>
             <w:r>
               <w:rPr>
                 <w:sz w:val="19"/>
               </w:rPr>
+              <w:t xml:space="preserve"> (own-study files prefixed </w:t>
+            </w:r>
+            <w:r>
+              <w:rPr>
+                <w:rFonts w:ascii="Courier New" w:hAnsi="Courier New"/>
+                <w:sz w:val="19"/>
+              </w:rPr>
+              <w:t>own_</w:t>
             </w:r>
             <w:r>
               <w:rPr>
                 <w:sz w:val="19"/>
               </w:rPr>
-              <w:t>- [ ]</w:t>
-            </w:r>
-          </w:p>
-        </w:tc>
-      </w:tr>
-      <w:tr>
-        <w:tc>
-          <w:tcPr>
-            <w:tcW w:type="dxa" w:w="4968"/>
-          </w:tcPr>
-          <w:p>
-            <w:r>
-              <w:rPr>
-                <w:sz w:val="19"/>
-              </w:rPr>
-            </w:r>
-            <w:r>
-              <w:rPr>
-                <w:sz w:val="19"/>
-              </w:rPr>
-              <w:t>Team 1: five-run numbers · trap-brand pair · panel table (mean · spread · n)</w:t>
+              <w:t>)</w:t>
             </w:r>
           </w:p>
         </w:tc>
@@ -2488,7 +2469,7 @@
               <w:rPr>
                 <w:sz w:val="19"/>
               </w:rPr>
-              <w:t>Team 2: artifact link or file · two-run side-by-side · axis-naming note citing attributes</w:t>
+              <w:t>Lab: five-run numbers · trap-brand pair · coffee panel table (mean · spread · n) · artifact link or file · two-run side-by-side · axis-naming note · class tally with X-rate per brand · order check with floor · miss explanations</w:t>
             </w:r>
           </w:p>
         </w:tc>
@@ -2526,7 +2507,7 @@
               <w:rPr>
                 <w:sz w:val="19"/>
               </w:rPr>
-              <w:t>Team 3: class tally with X-rate per brand · order-check output with floor · miss explanations</w:t>
+              <w:t>Own study: study card · Form link · own panel table · own survey tally with n and X-rates · order check with floor · direction slide evidence</w:t>
             </w:r>
           </w:p>
         </w:tc>
@@ -2675,7 +2656,7 @@
     </w:p>
     <w:p>
       <w:r>
-        <w:t>An Advise slide that earns the row (Team 3 style): "Jade Lane can trust the AI on Starbucks and Dunkin' today; the class and the AI ordered them the same way on four of five attributes. It cannot trust the AI on Dutch Bros or Blue Bottle, where the class's X-rate was high and the AI still answered confidently. Before signing a lease, survey 30 consumers in the target city on those two brands." Do, trust, test: three sentences, one boundary each.</w:t>
+        <w:t>An Advise slide that earns the row (sportswear example): "Our client can trust the AI on Nike and Adidas today; our 18 respondents and the AI ordered them the same way on four of five attributes. It cannot trust the AI on New Balance's style rating, where our respondents' X-rate was low but the AI's number sat three points above theirs — the internet's New Balance is not our friends' New Balance. Before committing a launch budget, survey 30 buyers under 30 on that brand." Do, trust, test: three sentences, one boundary each.</w:t>
       </w:r>
     </w:p>
     <w:sectPr>

--- a/ibm6450/files/MiniD6-D7.docx
+++ b/ibm6450/files/MiniD6-D7.docx
@@ -2405,7 +2405,7 @@
               <w:rPr>
                 <w:sz w:val="19"/>
               </w:rPr>
-              <w:t xml:space="preserve">Every screenshot named </w:t>
+              <w:t xml:space="preserve">Every screenshot you took is named with the pattern </w:t>
             </w:r>
             <w:r>
               <w:rPr>

--- a/ibm6450/files/MiniD6-D7.docx
+++ b/ibm6450/files/MiniD6-D7.docx
@@ -57,7 +57,7 @@
                 <w:b/>
                 <w:sz w:val="19"/>
               </w:rPr>
-              <w:t>The Mini project's 100-pt rubric is scored here (= 15% of the course); D1–D5 feed into it</w:t>
+              <w:t>The Mini project's 100-pt rubric is scored here, once, as a team (= 15% of the course); D1–D5 are ungraded checkpoints whose evidence this rubric reads</w:t>
             </w:r>
           </w:p>
         </w:tc>

--- a/ibm6450/files/MiniD6-D7.docx
+++ b/ibm6450/files/MiniD6-D7.docx
@@ -95,7 +95,7 @@
               <w:rPr>
                 <w:sz w:val="19"/>
               </w:rPr>
-              <w:t>Friday Sep 25, 7:00 PM — deck + evidence folder; presentation in class that evening, order drawn on the night</w:t>
+              <w:t>Friday Oct 2, 7:00 PM — deck + evidence folder; presentation in class that evening, order drawn on the night</w:t>
             </w:r>
           </w:p>
         </w:tc>
@@ -186,13 +186,13 @@
         <w:t>Where this fits:</w:t>
       </w:r>
       <w:r>
-        <w:t xml:space="preserve"> Lecture — Sep 25 </w:t>
+        <w:t xml:space="preserve"> Lecture — Oct 2 </w:t>
       </w:r>
       <w:r>
         <w:rPr>
           <w:i/>
         </w:rPr>
-        <w:t>Custom AI assistants</w:t>
+        <w:t>mini presentations + agentic coding foundations</w:t>
       </w:r>
       <w:r>
         <w:t xml:space="preserve"> → Project beat — mini presentations → Stack layer — </w:t>

--- a/ibm6450/files/MiniD6-D7.docx
+++ b/ibm6450/files/MiniD6-D7.docx
@@ -253,7 +253,7 @@
         <w:t>Build six slides, no more:</w:t>
       </w:r>
       <w:r>
-        <w:t xml:space="preserve"> (1) title + your category, your client, and the one question the method answers; (2) Teach: your analogy, the Question-3 misunderstanding, and the paper's check you replicated in the lab with its number; (3) Warn: caution one with screenshot; (4) Warn: caution two with screenshot; (5) Show: your own study — the map and the real-people-vs-AI reveal, n and the floor on the slide; (6) Advise: what your client should do, trust, and still test.</w:t>
+        <w:t xml:space="preserve"> (1) title + your category, your client, and the one question the method answers; (2) Teach: your analogy, the Question-3 misunderstanding, and the paper's check you replicated in the lab with its number; (3) Warn: caution one with screenshot; (4) Warn: caution two with screenshot; (5) Show: your own study — the map and the real-people-vs-AI reveal, n and the floor on the slide, plus the third witness from Lab 6 (industry data, marked as such, less-than-Verified rows flagged); (6) Advise: what your client should do, trust, and still test, closing with one future-research line ("a future study would test ___") drawn from the Sep 25 literature session.</w:t>
       </w:r>
     </w:p>
     <w:p>
@@ -1482,7 +1482,7 @@
               <w:rPr>
                 <w:sz w:val="19"/>
               </w:rPr>
-              <w:t>Do this · trust this now · test this with real consumers before spending — for your client</w:t>
+              <w:t>Do this · trust this now · test this with real consumers before spending — for your client · one future-research line</w:t>
             </w:r>
           </w:p>
         </w:tc>

--- a/ibm6450/files/MiniD6-D7.docx
+++ b/ibm6450/files/MiniD6-D7.docx
@@ -253,7 +253,7 @@
         <w:t>Build six slides, no more:</w:t>
       </w:r>
       <w:r>
-        <w:t xml:space="preserve"> (1) title + your category, your client, and the one question the method answers; (2) Teach: your analogy, the Question-3 misunderstanding, and the paper's check you replicated in the lab with its number; (3) Warn: caution one with screenshot; (4) Warn: caution two with screenshot; (5) Show: your own study — the map and the real-people-vs-AI reveal, n and the floor on the slide, plus the third witness from Lab 6 (industry data, marked as such, less-than-Verified rows flagged); (6) Advise: what your client should do, trust, and still test, closing with one future-research line ("a future study would test ___") drawn from the Sep 25 literature session.</w:t>
+        <w:t xml:space="preserve"> (1) title + your category, your client, and the one question the method answers; (2) Teach: your analogy, the Question-3 misunderstanding, and the paper's check you replicated in the lab with its number; (3) Warn: caution one with screenshot; (4) Warn: caution two with screenshot; (5) Show: your own study — the map and the real-people-vs-AI reveal, n and the floor on the slide, plus the third witness from Lab 5 (industry data, marked as such, less-than-Verified rows flagged); (6) Advise: what your client should do, trust, and still test, closing with one future-research line ("a future study would test ___") drawn from the Sep 25 literature session.</w:t>
       </w:r>
     </w:p>
     <w:p>
